--- a/manuscript/MANUSCRIPT.docx
+++ b/manuscript/MANUSCRIPT.docx
@@ -34,10 +34,10 @@
       <w:r>
         <w:rPr>
           <w:b w:val="0"/>
-          <w:i/>
-          <w:sz w:val="20"/>
+          <w:i w:val="0"/>
+          <w:sz w:val="22"/>
         </w:rPr>
-        <w:t>Author names and affiliations to be completed</w:t>
+        <w:t>Meetrayu Raut, Amrita Sinharay, Anup Kale</w:t>
       </w:r>
     </w:p>
     <w:p>
@@ -51,7 +51,21 @@
           <w:i/>
           <w:sz w:val="20"/>
         </w:rPr>
-        <w:t>Corresponding author: to be completed</w:t>
+        <w:t>Computational Biotechnology Laboratory</w:t>
+      </w:r>
+    </w:p>
+    <w:p>
+      <w:pPr>
+        <w:spacing w:after="120"/>
+        <w:jc w:val="center"/>
+      </w:pPr>
+      <w:r>
+        <w:rPr>
+          <w:b w:val="0"/>
+          <w:i/>
+          <w:sz w:val="20"/>
+        </w:rPr>
+        <w:t>Correspondence: rautk2024@gmail.com</w:t>
       </w:r>
     </w:p>
     <w:p>
@@ -278,7 +292,7 @@
           <w:i w:val="0"/>
           <w:sz w:val="22"/>
         </w:rPr>
-        <w:t>The first layer is the residue-pair contact table. A contact was recorded between two residues on opposite sides of an interface when any pair of their heavy atoms fell within 4.5 angstroms. Each contact was annotated with the interaction types it supports: a salt bridge when a basic side-chain nitrogen lay within 4.0 angstroms of a carboxylate oxygen, following the ion-pair criterion of Barlow and Thornton; a hydrogen bond when a nitrogen or oxygen donor-acceptor pair fell within 3.5 angstroms; a van der Waals contact within 4.5 angstroms; and aromatic stacking when ring centroids lay within 5.5 angstroms at an interplanar angle below 35 degrees. Each contact was further annotated by the moiety of the target residue involved, separating side-chain from main-chain mediation. This separation is what later allows sequence readout and shape readout to be analysed as independent channels. Extraction produced 36,810 residue pairs for Group 1 and 406,397 for Group 2 after deduplication.</w:t>
+        <w:t>The first layer is the residue-pair contact table. A contact was recorded between two residues on opposite sides of an interface when any pair of their heavy atoms fell within 4.5 angstroms, a threshold in standard use for interface definition and consistent with the contact analyses of Jones and Thornton and of Chakrabarti and Janin. Each contact was annotated with the interaction types it supports: a salt bridge when a basic side-chain nitrogen lay within 4.0 angstroms of a carboxylate oxygen, following the ion-pair criterion of Barlow and Thornton; a hydrogen bond when a nitrogen or oxygen donor-acceptor pair fell within 3.5 angstroms; a van der Waals contact within 4.5 angstroms; and aromatic stacking when ring centroids lay within 5.5 angstroms at an interplanar angle below 35 degrees. Each contact was further annotated by the moiety of the target residue involved, separating side-chain from main-chain mediation. This separation is what later allows sequence readout and shape readout to be analysed as independent channels. Extraction produced 36,810 residue pairs for Group 1 and 406,397 for Group 2 after deduplication.</w:t>
       </w:r>
     </w:p>
     <w:p>
@@ -306,7 +320,7 @@
           <w:i w:val="0"/>
           <w:sz w:val="22"/>
         </w:rPr>
-        <w:t>The third layer is per-residue structural context, computed in a single pass over 1,512 structures and yielding 1,019,571 annotated residues. Secondary structure was assigned by the Kabsch and Sander algorithm, implemented directly for this study because no DSSP executable was available in the analysis environment. The implementation places the amide hydrogen along the direction opposite the preceding carbonyl, computes the electrostatic hydrogen-bond energy with the standard coefficient, applies a threshold of -0.5 kcal per mol, and derives turns, bridges and ladders from the resulting hydrogen-bond map. Because an implementation of this kind should not be trusted without evidence, it was validated against the HELIX and SHEET records deposited with each structure, giving 88.9 percent three-state agreement across 622,662 residues. Backbone torsions phi and psi and side-chain torsions chi1 and chi2 were computed from coordinates, with the dihedral routine asserted against an independent reference implementation before use. Solvent-accessible surface area was computed by the Shrake-Rupley algorithm in the complex and in isolation, giving the surface buried on association for each residue and, in a separate pass resolved to atoms, separately for apolar and polar atoms.</w:t>
+        <w:t>The third layer is per-residue structural context. Because this pass requires repeated solvent-accessibility calculation it was run over 1,512 complexes rather than the full corpus: all 512 antibody complexes, and a seeded random sample of 1,000 of the 2,292 protein-protein complexes, which still exceeds the antibody arm in both structures and independence units. Every analysis that depends on secondary structure, torsion angles or buried surface therefore uses this subsample on the protein-protein side, while the contact and atom-level analyses use the complete corpus. The pass yielded 1,019,571 annotated residues. Secondary structure was assigned by the Kabsch and Sander algorithm, implemented directly for this study because no DSSP executable was available in the analysis environment. The implementation places the amide hydrogen along the direction opposite the preceding carbonyl, computes the electrostatic hydrogen-bond energy with the standard coefficient, applies a threshold of -0.5 kcal per mol, and derives turns, bridges and ladders from the resulting hydrogen-bond map. Because an implementation of this kind should not be trusted without evidence, it was validated against the HELIX and SHEET records deposited with each structure, giving 88.9 percent three-state agreement across 622,662 residues. This figure is lower than the agreement typically quoted between independent secondary-structure programs, which exceeds 95 percent, and the discrepancy requires comment. Deposited HELIX and SHEET records are author annotations rather than a geometric derivation, they are known to differ from algorithmic assignment particularly at element termini and for short or distorted elements, and they provide no loop category against which agreement can be scored. Our figure is therefore agreement with a coarser reference, not with DSSP itself, and should be read as a lower bound. All secondary-structure claims in this work are three-state and comparative, applied identically to both groups, so a uniform assignment error would affect both arms equally and cannot generate a difference between them. Backbone torsions phi and psi and side-chain torsions chi1 and chi2 were computed from coordinates, with the dihedral routine asserted against an independent reference implementation before use. Solvent-accessible surface area was computed by the Shrake-Rupley algorithm in the complex and in isolation, giving the surface buried on association for each residue and, in a separate pass resolved to atoms, separately for apolar and polar atoms.</w:t>
       </w:r>
     </w:p>
     <w:p>
@@ -576,7 +590,7 @@
           <w:i w:val="0"/>
           <w:sz w:val="22"/>
         </w:rPr>
-        <w:t>Analyses were implemented in Python 3.14 using NumPy, SciPy, scikit-learn, Biopython and Matplotlib. Structural rendering used PyMOL. Fold assignments and antibody metadata were retrieved from public web services. All code, intermediate tables and figures are provided.</w:t>
+        <w:t>Analyses were implemented in Python 3.14.6 with NumPy 2.4.6, SciPy 1.18.0, scikit-learn 1.9.0, Biopython 1.87 and Matplotlib 3.11.0. Structural rendering used PyMOL 3.1.0 and document generation python-docx 1.2.0. Fold assignments and antibody metadata were retrieved from public web services. All code, intermediate tables and figures are provided.</w:t>
       </w:r>
     </w:p>
     <w:p>
@@ -682,7 +696,7 @@
           <w:i w:val="0"/>
           <w:sz w:val="22"/>
         </w:rPr>
-        <w:t>Two comparisons are notable for showing no difference. Salt-bridge frequency is 0.033 in both groups, and the frequency of contacts between oppositely charged residues is 0.051 in both. Charge complementarity is therefore general protein interface physics rather than an antibody characteristic, and any account of what makes antibodies distinctive must look elsewhere.</w:t>
+        <w:t>Several comparisons are notable for showing no difference, and these require a different form of evidence. A non-significant difference test is absence of evidence rather than evidence of absence, so equivalence was tested directly by two one-sided tests against a margin set at 20 percent of the largest composition difference this study measures on the same scale. Salt-bridge frequency, contact frequency between oppositely charged residues and aromatic stacking frequency are all statistically equivalent between the two classes on that criterion, with equivalence p below 0.0001 in each case and bootstrap intervals on the difference spanning less than 0.013 throughout. Charge complementarity is therefore general protein interface physics rather than an antibody characteristic, and an account of what distinguishes antibodies must look elsewhere. This is a positive finding about sameness, not a failure to detect a difference.</w:t>
       </w:r>
     </w:p>
     <w:p>
@@ -706,7 +720,7 @@
       <w:r>
         <w:drawing>
           <wp:inline xmlns:a="http://schemas.openxmlformats.org/drawingml/2006/main" xmlns:pic="http://schemas.openxmlformats.org/drawingml/2006/picture">
-            <wp:extent cx="5669280" cy="2001529"/>
+            <wp:extent cx="5669280" cy="1934468"/>
             <wp:docPr id="1" name="Picture 1"/>
             <wp:cNvGraphicFramePr>
               <a:graphicFrameLocks noChangeAspect="1"/>
@@ -727,7 +741,7 @@
                   <pic:spPr>
                     <a:xfrm>
                       <a:off x="0" y="0"/>
-                      <a:ext cx="5669280" cy="2001529"/>
+                      <a:ext cx="5669280" cy="1934468"/>
                     </a:xfrm>
                     <a:prstGeom prst="rect"/>
                   </pic:spPr>
@@ -810,7 +824,7 @@
       <w:r>
         <w:drawing>
           <wp:inline xmlns:a="http://schemas.openxmlformats.org/drawingml/2006/main" xmlns:pic="http://schemas.openxmlformats.org/drawingml/2006/picture">
-            <wp:extent cx="5669280" cy="3084123"/>
+            <wp:extent cx="5669280" cy="2830352"/>
             <wp:docPr id="2" name="Picture 2"/>
             <wp:cNvGraphicFramePr>
               <a:graphicFrameLocks noChangeAspect="1"/>
@@ -831,7 +845,7 @@
                   <pic:spPr>
                     <a:xfrm>
                       <a:off x="0" y="0"/>
-                      <a:ext cx="5669280" cy="3084123"/>
+                      <a:ext cx="5669280" cy="2830352"/>
                     </a:xfrm>
                     <a:prstGeom prst="rect"/>
                   </pic:spPr>
@@ -890,7 +904,7 @@
           <w:i w:val="0"/>
           <w:sz w:val="22"/>
         </w:rPr>
-        <w:t>The check itself returned a clean negative result. Both groups read 0.72 of their contacts through target side chains, and the per-residue pattern of side-chain against main-chain reading correlates between the groups at 0.98. Antibodies do not read more backbone than co-evolved partners do.</w:t>
+        <w:t>The check returned a near-null. Both groups read close to 0.72 of their contacts through target side chains, and the per-residue pattern of side-chain against main-chain reading correlates between the groups at 0.98. The difference in fraction is small but not zero: antibodies read 0.016 more of their contacts through side chains, with a bootstrap interval on the difference of 0.002 to 0.032 that excludes zero, and equivalence at our stated margin is not established for this quantity. The relevant point is one of magnitude. A shift of 1.6 percentage points in how much backbone is read is an order of magnitude smaller than the divergence in how it is read, reported next.</w:t>
       </w:r>
     </w:p>
     <w:p>
@@ -904,17 +918,31 @@
           <w:i w:val="0"/>
           <w:sz w:val="22"/>
         </w:rPr>
-        <w:t>The channels nevertheless behave very differently. When the matrices are rebuilt separately for the two channels, the cross-group correlation is 0.49 for side-chain mediated contacts and 0.14 for main-chain mediated contacts. Within groups, the antibody side-chain and main-chain matrices correlate at 0.28, whereas the protein-protein equivalents correlate at 0.71. Two conclusions follow. The divergence between antibody and general interfaces resides almost entirely in how the backbone is read rather than in how side chains are read. And antibodies extract information from sequence and from shape through channels that are close to independent, whereas in co-evolved interfaces the two channels are largely redundant.</w:t>
+        <w:t>The channels nevertheless behave very differently across the two classes. When the matrices are rebuilt separately for each channel, the cross-group correlation is 0.49 for side-chain mediated contacts and 0.14 for main-chain mediated contacts. The divergence between antibody and general interfaces therefore resides almost entirely in how the backbone is read rather than in how side chains are read.</w:t>
       </w:r>
     </w:p>
     <w:p>
       <w:pPr>
+        <w:spacing w:after="120"/>
+        <w:jc w:val="both"/>
+      </w:pPr>
+      <w:r>
+        <w:rPr>
+          <w:b w:val="0"/>
+          <w:i w:val="0"/>
+          <w:sz w:val="22"/>
+        </w:rPr>
+        <w:t>Within each class the two channels also carry distinguishable information, and quantifying that required its own null. Permuting the moiety label of every contact within its interface, which preserves interface identity, residue composition and the overall side to main ratio, gives the correlation expected if moiety carried no grammar. Both classes fall below their permuted null, at 0.28 against 0.53 for antibodies and 0.55 against 0.94 for protein-protein interfaces, each at p = 0.005. Both classes therefore read sequence and shape through channels that encode genuinely different preferences. We note specifically that the raw difference between 0.28 and 0.55 should not be read as antibody channels being more independent than co-evolved ones. The two nulls differ substantially because the protein-protein corpus is an order of magnitude larger, and relative to their own nulls the two classes are comparably decoupled.</w:t>
+      </w:r>
+    </w:p>
+    <w:p>
+      <w:pPr>
         <w:jc w:val="center"/>
       </w:pPr>
       <w:r>
         <w:drawing>
           <wp:inline xmlns:a="http://schemas.openxmlformats.org/drawingml/2006/main" xmlns:pic="http://schemas.openxmlformats.org/drawingml/2006/picture">
-            <wp:extent cx="5669280" cy="3654837"/>
+            <wp:extent cx="5669280" cy="3445282"/>
             <wp:docPr id="3" name="Picture 3"/>
             <wp:cNvGraphicFramePr>
               <a:graphicFrameLocks noChangeAspect="1"/>
@@ -935,7 +963,7 @@
                   <pic:spPr>
                     <a:xfrm>
                       <a:off x="0" y="0"/>
-                      <a:ext cx="5669280" cy="3654837"/>
+                      <a:ext cx="5669280" cy="3445282"/>
                     </a:xfrm>
                     <a:prstGeom prst="rect"/>
                   </pic:spPr>
@@ -1032,7 +1060,7 @@
       <w:r>
         <w:drawing>
           <wp:inline xmlns:a="http://schemas.openxmlformats.org/drawingml/2006/main" xmlns:pic="http://schemas.openxmlformats.org/drawingml/2006/picture">
-            <wp:extent cx="5669280" cy="1973995"/>
+            <wp:extent cx="5669280" cy="1586957"/>
             <wp:docPr id="4" name="Picture 4"/>
             <wp:cNvGraphicFramePr>
               <a:graphicFrameLocks noChangeAspect="1"/>
@@ -1053,7 +1081,7 @@
                   <pic:spPr>
                     <a:xfrm>
                       <a:off x="0" y="0"/>
-                      <a:ext cx="5669280" cy="1973995"/>
+                      <a:ext cx="5669280" cy="1586957"/>
                     </a:xfrm>
                     <a:prstGeom prst="rect"/>
                   </pic:spPr>
@@ -1131,12 +1159,26 @@
     </w:p>
     <w:p>
       <w:pPr>
+        <w:spacing w:after="120"/>
+        <w:jc w:val="both"/>
+      </w:pPr>
+      <w:r>
+        <w:rPr>
+          <w:b w:val="0"/>
+          <w:i w:val="0"/>
+          <w:sz w:val="22"/>
+        </w:rPr>
+        <w:t>One alternative explanation deserves direct treatment, because it would account for the residue-level divergence without any difference in recognition chemistry. Hypervariable loops and general protein surfaces differ in amino-acid composition, antibody paratopes being notably rich in tyrosine, serine and glycine, and a matrix of raw contact counts would reproduce that compositional difference rather than any preference. The design of the statistic forecloses this. Every cell reports the observed count divided by the count expected from the product of the two residues' own marginal abundances at that interface class, so a residue that is simply common contributes proportionally to both the observed and the expected term and cancels. The quantity measured is preference relative to availability, not abundance. The two-background analysis of paratope composition reported below makes the same point from the opposite direction, since it shows which apparent enrichments survive when the antibody's own surface composition is used as the reference and which do not.</w:t>
+      </w:r>
+    </w:p>
+    <w:p>
+      <w:pPr>
         <w:jc w:val="center"/>
       </w:pPr>
       <w:r>
         <w:drawing>
           <wp:inline xmlns:a="http://schemas.openxmlformats.org/drawingml/2006/main" xmlns:pic="http://schemas.openxmlformats.org/drawingml/2006/picture">
-            <wp:extent cx="5669280" cy="2090018"/>
+            <wp:extent cx="5669280" cy="2011748"/>
             <wp:docPr id="5" name="Picture 5"/>
             <wp:cNvGraphicFramePr>
               <a:graphicFrameLocks noChangeAspect="1"/>
@@ -1157,7 +1199,7 @@
                   <pic:spPr>
                     <a:xfrm>
                       <a:off x="0" y="0"/>
-                      <a:ext cx="5669280" cy="2090018"/>
+                      <a:ext cx="5669280" cy="2011748"/>
                     </a:xfrm>
                     <a:prstGeom prst="rect"/>
                   </pic:spPr>
@@ -1202,6 +1244,20 @@
           <w:i w:val="0"/>
           <w:sz w:val="22"/>
         </w:rPr>
+        <w:t>Correspondence between our coordinates and IMGT numbering was established by exact alpha-carbon coordinate matching against IMGT-numbered structures of the same entries rather than by sequence alignment, which is least reliable at exactly the insertion-heavy loops of interest. Median mapping coverage was 1.000. Because IMGT numbering is a gapped scheme, positions absent from a given domain simply have no residue to map and contribute nothing, while insertions carry insertion codes and are assigned to the region containing their parent position. Region boundaries follow Lefranc and colleagues, with CDR1 at positions 27 to 38, CDR2 at 56 to 65 and CDR3 at 105 to 117. Loop contribution percentages are therefore computed over residues actually present, not over nominal scheme positions, so a short loop is not penalised for the gaps in its numbering.</w:t>
+      </w:r>
+    </w:p>
+    <w:p>
+      <w:pPr>
+        <w:spacing w:after="120"/>
+        <w:jc w:val="both"/>
+      </w:pPr>
+      <w:r>
+        <w:rPr>
+          <w:b w:val="0"/>
+          <w:i w:val="0"/>
+          <w:sz w:val="22"/>
+        </w:rPr>
         <w:t>Mapping every paratope residue onto IMGT numbering recovers the expected architecture. In Fab complexes, CDR-H3 contributes 37 percent of complementarity-determining region contacts, more than any other loop, while CDR-L2 contributes 2 percent. In single-domain antibodies, which have no light chain, CDR-H3 contributes 66 percent. Framework residues contribute 21 to 22 percent of paratope contacts and this proportion is almost constant across formats. These observations agree with the established picture and serve here as evidence that the pipeline behaves correctly.</w:t>
       </w:r>
     </w:p>
@@ -1258,7 +1314,7 @@
           <w:i w:val="0"/>
           <w:sz w:val="22"/>
         </w:rPr>
-        <w:t>Two further analyses support the same conclusion from different directions. Among 16 proteins solved both in complex with an antibody and in complex with a natural partner, the median Jaccard overlap between the epitope and the natural partner site is 0.03, and 38 percent of pairs share no contacted position whatsoever. Antibodies bind a different face of the same protein. Corpus-wide, the fraction of interface residues lying within a ligand-binding site is 1.6 percent for antibodies and 10.7 percent for protein-protein interfaces. Natural partners engage the functional surface; antibodies do not.</w:t>
+        <w:t>Two further analyses support the same conclusion from different directions. Sixteen proteins in the corpus are solved both in complex with an antibody and in complex with a natural partner. This is a small sample, and the smallest on which any statement in this paper rests, so it is offered as corroboration of the corpus-wide results rather than as independent evidence. Among those 16 the median Jaccard overlap between the epitope and the natural partner site is 0.03, and 38 percent of pairs share no contacted position at all. Antibodies bind a different face of the same protein. Corpus-wide, the fraction of interface residues lying within a ligand-binding site is 1.6 percent for antibodies and 10.7 percent for protein-protein interfaces. Natural partners engage the functional surface; antibodies do not.</w:t>
       </w:r>
     </w:p>
     <w:p>
@@ -1268,8 +1324,58 @@
       <w:r>
         <w:drawing>
           <wp:inline xmlns:a="http://schemas.openxmlformats.org/drawingml/2006/main" xmlns:pic="http://schemas.openxmlformats.org/drawingml/2006/picture">
-            <wp:extent cx="5669280" cy="1675200"/>
+            <wp:extent cx="5669280" cy="2809406"/>
             <wp:docPr id="6" name="Picture 6"/>
+            <wp:cNvGraphicFramePr>
+              <a:graphicFrameLocks noChangeAspect="1"/>
+            </wp:cNvGraphicFramePr>
+            <a:graphic>
+              <a:graphicData uri="http://schemas.openxmlformats.org/drawingml/2006/picture">
+                <pic:pic>
+                  <pic:nvPicPr>
+                    <pic:cNvPr id="0" name="pymol_matched_pair.png"/>
+                    <pic:cNvPicPr/>
+                  </pic:nvPicPr>
+                  <pic:blipFill>
+                    <a:blip r:embed="rId14"/>
+                    <a:stretch>
+                      <a:fillRect/>
+                    </a:stretch>
+                  </pic:blipFill>
+                  <pic:spPr>
+                    <a:xfrm>
+                      <a:off x="0" y="0"/>
+                      <a:ext cx="5669280" cy="2809406"/>
+                    </a:xfrm>
+                    <a:prstGeom prst="rect"/>
+                  </pic:spPr>
+                </pic:pic>
+              </a:graphicData>
+            </a:graphic>
+          </wp:inline>
+        </w:drawing>
+      </w:r>
+    </w:p>
+    <w:p>
+      <w:pPr>
+        <w:spacing w:after="240"/>
+      </w:pPr>
+      <w:r>
+        <w:rPr>
+          <w:sz w:val="18"/>
+        </w:rPr>
+        <w:t>Fig. 7 The same protein read by an antibody and by its natural partner, with both footprints painted onto one copy of the shared protein. (a) Angiogenin, among the higher-overlap pairs. (b) A low-overlap pair. Red marks residues contacted only by the antibody, blue only by the natural partner, and purple by both.</w:t>
+      </w:r>
+    </w:p>
+    <w:p>
+      <w:pPr>
+        <w:jc w:val="center"/>
+      </w:pPr>
+      <w:r>
+        <w:drawing>
+          <wp:inline xmlns:a="http://schemas.openxmlformats.org/drawingml/2006/main" xmlns:pic="http://schemas.openxmlformats.org/drawingml/2006/picture">
+            <wp:extent cx="5669280" cy="1674718"/>
+            <wp:docPr id="7" name="Picture 7"/>
             <wp:cNvGraphicFramePr>
               <a:graphicFrameLocks noChangeAspect="1"/>
             </wp:cNvGraphicFramePr>
@@ -1281,7 +1387,7 @@
                     <pic:cNvPicPr/>
                   </pic:nvPicPr>
                   <pic:blipFill>
-                    <a:blip r:embed="rId14"/>
+                    <a:blip r:embed="rId15"/>
                     <a:stretch>
                       <a:fillRect/>
                     </a:stretch>
@@ -1289,7 +1395,7 @@
                   <pic:spPr>
                     <a:xfrm>
                       <a:off x="0" y="0"/>
-                      <a:ext cx="5669280" cy="1675200"/>
+                      <a:ext cx="5669280" cy="1674718"/>
                     </a:xfrm>
                     <a:prstGeom prst="rect"/>
                   </pic:spPr>
@@ -1334,7 +1440,7 @@
           <w:i w:val="0"/>
           <w:sz w:val="22"/>
         </w:rPr>
-        <w:t>Antibody interfaces are compact and flat. The radius of gyration of the contacted patch is 10.7 angstroms for paratopes and 16.3 for protein-protein interfaces, and planarity is 0.85 against 0.79. Epitopes show the same compactness, at 10.5 angstroms. Part of the difference in radius restates the difference in interface size, but planarity is comparatively independent of size and points the same way. Six hypervariable loops presented at the end of a beta-sandwich form a small and relatively flat binding face, and the antigen surface they engage is correspondingly flat.</w:t>
+        <w:t>Antibody interfaces are compact and flat. The radius of gyration of the contacted patch is 10.7 angstroms for paratopes and 16.3 for protein-protein interfaces, and planarity is 0.85 against 0.79. Epitopes show the same compactness, at 10.5 angstroms. Part of the difference in radius restates the difference in interface size, but planarity is comparatively independent of size and points the same way. Because the antibody corpus is entirely X-ray, and well-diffracting proteins might be smaller and more rigid than proteins generally, this result was tested against the possibility that it reflects crystallisability rather than antibody chemistry. The premise does not hold: antibody antigens in this corpus are larger than protein-protein partners, with medians of 169 and 135 residues. The difference also survives stratification. Within every quartile of bound-protein length the paratope patch remains more compact and more planar, with planarity effects between 0.12 and 0.39, and the difference is likewise present when both groups are restricted to structures better than 2.0 angstroms. Six hypervariable loops presented at the end of a beta-sandwich form a small and relatively flat binding face, and the antigen surface they engage is correspondingly flat.</w:t>
       </w:r>
     </w:p>
     <w:p>
@@ -1358,8 +1464,8 @@
       <w:r>
         <w:drawing>
           <wp:inline xmlns:a="http://schemas.openxmlformats.org/drawingml/2006/main" xmlns:pic="http://schemas.openxmlformats.org/drawingml/2006/picture">
-            <wp:extent cx="5669280" cy="2256704"/>
-            <wp:docPr id="7" name="Picture 7"/>
+            <wp:extent cx="5669280" cy="2110632"/>
+            <wp:docPr id="8" name="Picture 8"/>
             <wp:cNvGraphicFramePr>
               <a:graphicFrameLocks noChangeAspect="1"/>
             </wp:cNvGraphicFramePr>
@@ -1371,7 +1477,7 @@
                     <pic:cNvPicPr/>
                   </pic:nvPicPr>
                   <pic:blipFill>
-                    <a:blip r:embed="rId15"/>
+                    <a:blip r:embed="rId16"/>
                     <a:stretch>
                       <a:fillRect/>
                     </a:stretch>
@@ -1379,7 +1485,7 @@
                   <pic:spPr>
                     <a:xfrm>
                       <a:off x="0" y="0"/>
-                      <a:ext cx="5669280" cy="2256704"/>
+                      <a:ext cx="5669280" cy="2110632"/>
                     </a:xfrm>
                     <a:prstGeom prst="rect"/>
                   </pic:spPr>
@@ -1457,6 +1563,20 @@
     </w:p>
     <w:p>
       <w:pPr>
+        <w:spacing w:after="120"/>
+        <w:jc w:val="both"/>
+      </w:pPr>
+      <w:r>
+        <w:rPr>
+          <w:b w:val="0"/>
+          <w:i w:val="0"/>
+          <w:sz w:val="22"/>
+        </w:rPr>
+        <w:t>The practical reading for computational tooling follows from the same distinction. Scoring functions used in docking and in complex-structure prediction combine a pairwise chemical term with terms for shape complementarity, desolvation and pose plausibility. Our result indicates that the pairwise chemical term learned from general interfaces is largely transferable to antibody complexes, while the established difficulty of generic potentials on antibody targets is better attributed to the geometric terms. That is consistent with what is known about antibody interfaces from this study: they are smaller, flatter and more compact than co-evolved interfaces, and they engage a surface patch carrying no complementary adaptation, which is a harder geometric recognition problem rather than a different chemical one. For tool development the implication is that effort spent on antibody-specific pairwise potentials may return less than effort spent on antibody-specific treatment of interface geometry and loop conformation. We offer this as a directed hypothesis rather than a demonstrated result, since testing it requires a docking benchmark that this study does not include.</w:t>
+      </w:r>
+    </w:p>
+    <w:p>
+      <w:pPr>
         <w:pStyle w:val="Heading2"/>
       </w:pPr>
       <w:r>
@@ -1525,13 +1645,77 @@
     </w:p>
     <w:p>
       <w:pPr>
+        <w:spacing w:after="120"/>
+        <w:jc w:val="both"/>
+      </w:pPr>
+      <w:r>
+        <w:rPr>
+          <w:b w:val="0"/>
+          <w:i w:val="0"/>
+          <w:sz w:val="22"/>
+        </w:rPr>
+        <w:t>The same series answers a further question that the corpus-wide thermodynamics cannot. If 42 antibodies converge on one face, do they also converge on one thermodynamic strategy for engaging it? They do not. Across the series the heat-capacity change per 1000 square angstroms buried has a median of -39 cal per mol per K but ranges from -10 to -178, an eighteen-fold spread, and the coefficient of variation of 0.70 is only modestly below the 0.90 seen across antibody interfaces generally. Neither the number of immunodominant positions contacted nor the total buried surface predicts the value, with Spearman correlations of 0.15 and -0.02. What does stay narrow is the apolar fraction of buried surface, between 0.38 and 0.62 with a median of 0.42, which is lower than the antibody corpus median of 0.50 and indicates that this particular antigen face is engaged with unusually little hydrophobic burial. Spatial convergence therefore does not imply thermodynamic convergence. One surface patch admits many energetically distinct solutions, which is what one expects if the patch is selected for accessibility and contiguity rather than for a particular chemistry, and it is consistent with the finding that the epitope carries little compositional signature of its own.</w:t>
+      </w:r>
+    </w:p>
+    <w:p>
+      <w:pPr>
         <w:jc w:val="center"/>
       </w:pPr>
       <w:r>
         <w:drawing>
           <wp:inline xmlns:a="http://schemas.openxmlformats.org/drawingml/2006/main" xmlns:pic="http://schemas.openxmlformats.org/drawingml/2006/picture">
-            <wp:extent cx="5669280" cy="3259487"/>
-            <wp:docPr id="8" name="Picture 8"/>
+            <wp:extent cx="5669280" cy="1716004"/>
+            <wp:docPr id="9" name="Picture 9"/>
+            <wp:cNvGraphicFramePr>
+              <a:graphicFrameLocks noChangeAspect="1"/>
+            </wp:cNvGraphicFramePr>
+            <a:graphic>
+              <a:graphicData uri="http://schemas.openxmlformats.org/drawingml/2006/picture">
+                <pic:pic>
+                  <pic:nvPicPr>
+                    <pic:cNvPr id="0" name="case_thermodynamics.png"/>
+                    <pic:cNvPicPr/>
+                  </pic:nvPicPr>
+                  <pic:blipFill>
+                    <a:blip r:embed="rId17"/>
+                    <a:stretch>
+                      <a:fillRect/>
+                    </a:stretch>
+                  </pic:blipFill>
+                  <pic:spPr>
+                    <a:xfrm>
+                      <a:off x="0" y="0"/>
+                      <a:ext cx="5669280" cy="1716004"/>
+                    </a:xfrm>
+                    <a:prstGeom prst="rect"/>
+                  </pic:spPr>
+                </pic:pic>
+              </a:graphicData>
+            </a:graphic>
+          </wp:inline>
+        </w:drawing>
+      </w:r>
+    </w:p>
+    <w:p>
+      <w:pPr>
+        <w:spacing w:after="240"/>
+      </w:pPr>
+      <w:r>
+        <w:rPr>
+          <w:sz w:val="18"/>
+        </w:rPr>
+        <w:t>Fig. 9 Thermodynamic signature across 42 independent antibodies against one antigen. (a) Heat-capacity change per unit buried surface for the lysozyme series against all antibody interfaces. (b) The same quantity against the number of immunodominant positions contacted. (c) Apolar fraction of buried surface against total buried surface.</w:t>
+      </w:r>
+    </w:p>
+    <w:p>
+      <w:pPr>
+        <w:jc w:val="center"/>
+      </w:pPr>
+      <w:r>
+        <w:drawing>
+          <wp:inline xmlns:a="http://schemas.openxmlformats.org/drawingml/2006/main" xmlns:pic="http://schemas.openxmlformats.org/drawingml/2006/picture">
+            <wp:extent cx="5669280" cy="2980812"/>
+            <wp:docPr id="10" name="Picture 10"/>
             <wp:cNvGraphicFramePr>
               <a:graphicFrameLocks noChangeAspect="1"/>
             </wp:cNvGraphicFramePr>
@@ -1543,7 +1727,7 @@
                     <pic:cNvPicPr/>
                   </pic:nvPicPr>
                   <pic:blipFill>
-                    <a:blip r:embed="rId16"/>
+                    <a:blip r:embed="rId18"/>
                     <a:stretch>
                       <a:fillRect/>
                     </a:stretch>
@@ -1551,7 +1735,7 @@
                   <pic:spPr>
                     <a:xfrm>
                       <a:off x="0" y="0"/>
-                      <a:ext cx="5669280" cy="3259487"/>
+                      <a:ext cx="5669280" cy="2980812"/>
                     </a:xfrm>
                     <a:prstGeom prst="rect"/>
                   </pic:spPr>
@@ -1687,7 +1871,7 @@
           <w:i w:val="0"/>
           <w:sz w:val="20"/>
         </w:rPr>
-        <w:t>Funding: to be completed.</w:t>
+        <w:t>Funding: this research received no external funding.</w:t>
       </w:r>
     </w:p>
     <w:p>
@@ -1739,7 +1923,7 @@
           <w:i w:val="0"/>
           <w:sz w:val="20"/>
         </w:rPr>
-        <w:t>Author contributions: to be completed.</w:t>
+        <w:t>Author contributions: MR designed the study, implemented the analysis pipeline and drafted the manuscript. AS and AK contributed to study design and interpretation and revised the manuscript. All authors read and approved the final manuscript.</w:t>
       </w:r>
     </w:p>
     <w:p>

--- a/manuscript/MANUSCRIPT.docx
+++ b/manuscript/MANUSCRIPT.docx
@@ -186,7 +186,7 @@
           <w:i w:val="0"/>
           <w:sz w:val="22"/>
         </w:rPr>
-        <w:t>We addressed both difficulties directly. A single extraction pipeline was applied to antibody-antigen and general protein-protein complexes. All statistics were weighted over independence units defined by 30 percent sequence identity clustering of the bound protein. Every stratified comparison was benchmarked against a null drawn at the same sample size. We then asked three questions in sequence. First, what physical forces hold each interface class together. Second, whether the residue-pair preferences, which we refer to as the recognition grammar, are the same. Third, if they differ, whether the difference can be attributed to structural context, and if not, which chemistry is responsible.</w:t>
+        <w:t>We addressed both difficulties directly. A single extraction pipeline was applied to antibody-antigen and general protein-protein complexes. All statistics were weighted over independence units defined by 30 percent sequence identity clustering of the bound protein. Every stratified comparison was benchmarked against a null drawn at the same sample size. We then asked three questions in sequence. First, what physical forces hold each interface class together. Second, whether the residue-pair preferences, which we refer to as the recognition grammar, are the same. Third, if they differ, we ask whether the difference can be attributed to structural context, and where it cannot, which chemistry is responsible.</w:t>
       </w:r>
     </w:p>
     <w:p>
@@ -1154,7 +1154,7 @@
           <w:i w:val="0"/>
           <w:sz w:val="22"/>
         </w:rPr>
-        <w:t>Fold composition differs between the groups as expected, with 50 percent of antibody antigens in mainly-beta CATH classes against 22 percent of protein-protein partners. Matching on CATH class does not raise the correlation in any stratum. Resolution stratification, removal of the largest antigen clusters, leave-one-cluster-out resampling and variation of the hydrogen-bond distance criterion all leave the result intact. Finally, Fab and single-domain antibodies, which differ substantially in architecture, share one recognition grammar: their cross-format correlation of 0.18 falls inside the reliability ceiling of 0.25 with a range of 0.12 to 0.37 obtained by splitting the Fab corpus in half at the same sample size.</w:t>
+        <w:t>Fold composition differs between the groups as expected, with 50 percent of antibody antigens in mainly-beta CATH classes against 22 percent of protein-protein partners. Matching on CATH class does not raise the correlation in any stratum. Resolution stratification, removal of the largest antigen clusters, leave-one-cluster-out resampling and variation of the hydrogen-bond distance criterion all leave the result intact. Finally, Fab and single-domain antibodies differ substantially in architecture, and their cross-format grammar correlation of 0.18 falls inside the reliability ceiling of 0.25, with a range of 0.12 to 0.37, obtained by splitting the Fab corpus in half at the same sample size. That overlap is consistent with the two formats sharing one grammar, but it does not establish it. Holding this comparison to the same equivalence standard applied to the null results in Section 3.2, a two one-sided test against a margin of 0.085 does not reject non-equivalence, and the interval on the difference between the cross-format correlation and the within-format ceiling runs from -0.30 to +0.08. With 96 independence units on the single-domain side the comparison is underpowered, and it should be read as failing to detect a difference rather than as demonstrating equivalence.</w:t>
       </w:r>
     </w:p>
     <w:p>
@@ -1364,7 +1364,7 @@
         <w:rPr>
           <w:sz w:val="18"/>
         </w:rPr>
-        <w:t>Fig. 7 The same protein read by an antibody and by its natural partner, with both footprints painted onto one copy of the shared protein. (a) Angiogenin, among the higher-overlap pairs. (b) A low-overlap pair. Red marks residues contacted only by the antibody, blue only by the natural partner, and purple by both.</w:t>
+        <w:t>Fig. 6 The same protein read by an antibody and by its natural partner, with both footprints painted onto one copy of the shared protein. (a) Angiogenin, among the higher-overlap pairs. (b) A low-overlap pair. Red marks residues contacted only by the antibody, blue only by the natural partner, and purple by both.</w:t>
       </w:r>
     </w:p>
     <w:p>
@@ -1414,7 +1414,7 @@
         <w:rPr>
           <w:sz w:val="18"/>
         </w:rPr>
-        <w:t>Fig. 6 Interface composition, accessibility and protrusion scored against each protein's own accessible surface.</w:t>
+        <w:t>Fig. 7 Interface composition, accessibility and protrusion scored against each protein's own accessible surface.</w:t>
       </w:r>
     </w:p>
     <w:p>
@@ -1504,7 +1504,7 @@
         <w:rPr>
           <w:sz w:val="18"/>
         </w:rPr>
-        <w:t>Fig. 7 Principal component projection of interface descriptors, and the descriptors that most separate the two classes.</w:t>
+        <w:t>Fig. 8 Principal component projection of interface descriptors, and the descriptors that most separate the two classes.</w:t>
       </w:r>
     </w:p>
     <w:p>
@@ -1626,7 +1626,7 @@
           <w:i w:val="0"/>
           <w:sz w:val="22"/>
         </w:rPr>
-        <w:t>The two observations are compatible, and their reconciliation is the point of this section. Convergence does not require that the targeted patch be chemically special. A contiguous, accessible, conformationally coherent face is sufficient, because that is what a set of hypervariable loops can engage. Selection acts on the antibody, which must present a complementary surface, not on the antigen, which need only be exposed. Immunodominance is therefore better read as a constraint of the paratope than as a property of the epitope, which is consistent with every asymmetry reported above.</w:t>
+        <w:t>The two observations are compatible, and their reconciliation is the point of this section. It rests on one antigen and 42 structures that the weighting scheme treats as a single independence unit everywhere else, so what follows is an interpretation consistent with the corpus-wide results rather than an independent test of them, and it should not be generalised to antigens with different surface topography. Convergence does not require that the targeted patch be chemically special. A contiguous, accessible, conformationally coherent face is sufficient, because that is what a set of hypervariable loops can engage. Selection acts on the antibody, which must present a complementary surface, not on the antigen, which need only be exposed. Immunodominance is therefore better read as a constraint of the paratope than as a property of the epitope, which is consistent with every asymmetry reported above.</w:t>
       </w:r>
     </w:p>
     <w:p>
@@ -1645,6 +1645,56 @@
     </w:p>
     <w:p>
       <w:pPr>
+        <w:jc w:val="center"/>
+      </w:pPr>
+      <w:r>
+        <w:drawing>
+          <wp:inline xmlns:a="http://schemas.openxmlformats.org/drawingml/2006/main" xmlns:pic="http://schemas.openxmlformats.org/drawingml/2006/picture">
+            <wp:extent cx="5669280" cy="2980812"/>
+            <wp:docPr id="9" name="Picture 9"/>
+            <wp:cNvGraphicFramePr>
+              <a:graphicFrameLocks noChangeAspect="1"/>
+            </wp:cNvGraphicFramePr>
+            <a:graphic>
+              <a:graphicData uri="http://schemas.openxmlformats.org/drawingml/2006/picture">
+                <pic:pic>
+                  <pic:nvPicPr>
+                    <pic:cNvPr id="0" name="pymol_immunodominance_montage.png"/>
+                    <pic:cNvPicPr/>
+                  </pic:nvPicPr>
+                  <pic:blipFill>
+                    <a:blip r:embed="rId17"/>
+                    <a:stretch>
+                      <a:fillRect/>
+                    </a:stretch>
+                  </pic:blipFill>
+                  <pic:spPr>
+                    <a:xfrm>
+                      <a:off x="0" y="0"/>
+                      <a:ext cx="5669280" cy="2980812"/>
+                    </a:xfrm>
+                    <a:prstGeom prst="rect"/>
+                  </pic:spPr>
+                </pic:pic>
+              </a:graphicData>
+            </a:graphic>
+          </wp:inline>
+        </w:drawing>
+      </w:r>
+    </w:p>
+    <w:p>
+      <w:pPr>
+        <w:spacing w:after="240"/>
+      </w:pPr>
+      <w:r>
+        <w:rPr>
+          <w:sz w:val="18"/>
+        </w:rPr>
+        <w:t>Fig. 9 Contact frequency of 42 independently raised antibodies mapped onto the lysozyme surface. Catalytic residues are shown as sticks.</w:t>
+      </w:r>
+    </w:p>
+    <w:p>
+      <w:pPr>
         <w:spacing w:after="120"/>
         <w:jc w:val="both"/>
       </w:pPr>
@@ -1665,7 +1715,7 @@
         <w:drawing>
           <wp:inline xmlns:a="http://schemas.openxmlformats.org/drawingml/2006/main" xmlns:pic="http://schemas.openxmlformats.org/drawingml/2006/picture">
             <wp:extent cx="5669280" cy="1716004"/>
-            <wp:docPr id="9" name="Picture 9"/>
+            <wp:docPr id="10" name="Picture 10"/>
             <wp:cNvGraphicFramePr>
               <a:graphicFrameLocks noChangeAspect="1"/>
             </wp:cNvGraphicFramePr>
@@ -1677,7 +1727,7 @@
                     <pic:cNvPicPr/>
                   </pic:nvPicPr>
                   <pic:blipFill>
-                    <a:blip r:embed="rId17"/>
+                    <a:blip r:embed="rId18"/>
                     <a:stretch>
                       <a:fillRect/>
                     </a:stretch>
@@ -1704,57 +1754,7 @@
         <w:rPr>
           <w:sz w:val="18"/>
         </w:rPr>
-        <w:t>Fig. 9 Thermodynamic signature across 42 independent antibodies against one antigen. (a) Heat-capacity change per unit buried surface for the lysozyme series against all antibody interfaces. (b) The same quantity against the number of immunodominant positions contacted. (c) Apolar fraction of buried surface against total buried surface.</w:t>
-      </w:r>
-    </w:p>
-    <w:p>
-      <w:pPr>
-        <w:jc w:val="center"/>
-      </w:pPr>
-      <w:r>
-        <w:drawing>
-          <wp:inline xmlns:a="http://schemas.openxmlformats.org/drawingml/2006/main" xmlns:pic="http://schemas.openxmlformats.org/drawingml/2006/picture">
-            <wp:extent cx="5669280" cy="2980812"/>
-            <wp:docPr id="10" name="Picture 10"/>
-            <wp:cNvGraphicFramePr>
-              <a:graphicFrameLocks noChangeAspect="1"/>
-            </wp:cNvGraphicFramePr>
-            <a:graphic>
-              <a:graphicData uri="http://schemas.openxmlformats.org/drawingml/2006/picture">
-                <pic:pic>
-                  <pic:nvPicPr>
-                    <pic:cNvPr id="0" name="pymol_immunodominance_montage.png"/>
-                    <pic:cNvPicPr/>
-                  </pic:nvPicPr>
-                  <pic:blipFill>
-                    <a:blip r:embed="rId18"/>
-                    <a:stretch>
-                      <a:fillRect/>
-                    </a:stretch>
-                  </pic:blipFill>
-                  <pic:spPr>
-                    <a:xfrm>
-                      <a:off x="0" y="0"/>
-                      <a:ext cx="5669280" cy="2980812"/>
-                    </a:xfrm>
-                    <a:prstGeom prst="rect"/>
-                  </pic:spPr>
-                </pic:pic>
-              </a:graphicData>
-            </a:graphic>
-          </wp:inline>
-        </w:drawing>
-      </w:r>
-    </w:p>
-    <w:p>
-      <w:pPr>
-        <w:spacing w:after="240"/>
-      </w:pPr>
-      <w:r>
-        <w:rPr>
-          <w:sz w:val="18"/>
-        </w:rPr>
-        <w:t>Fig. 8 Contact frequency of 42 independently raised antibodies mapped onto the lysozyme surface. Catalytic residues are shown as sticks.</w:t>
+        <w:t>Fig. 10 Thermodynamic signature across 42 independent antibodies against one antigen. (a) Heat-capacity change per unit buried surface for the lysozyme series against all antibody interfaces. (b) The same quantity against the number of immunodominant positions contacted. (c) Apolar fraction of buried surface against total buried surface.</w:t>
       </w:r>
     </w:p>
     <w:p>
@@ -1820,7 +1820,7 @@
           <w:i w:val="0"/>
           <w:sz w:val="22"/>
         </w:rPr>
-        <w:t>The antibody corpus consists entirely of X-ray structures and therefore excludes the cryo-electron microscopy literature, which is where most large viral glycoprotein complexes are found. Structural analyses on the protein-protein group used a random sample of 1,000 of the 2,292 complexes, which is reported rather than implied. Shape complementarity was computed on an approximation to the molecular surface that omits re-entrant regions, so its absolute values are not comparable with published figures although the between-group comparison is internally valid. CATH assignments cover 43 percent of antibody antigens against 80 percent of protein-protein partners, so the fold-matched control is weaker than the secondary-structure control. Per-residue evolutionary conservation could not be computed corpus-wide in this environment and is reported only for the lysozyme case study. Interface-versus-surface comparisons in Section 3.7 were computed at residue level rather than unit level, so their effect sizes should be read in preference to their p values. Finally, rigorous Poisson-Boltzmann electrostatics, molecular dynamics and docking were outside the scope of the analysis environment.</w:t>
+        <w:t>The antibody corpus consists entirely of X-ray structures and therefore excludes the cryo-electron microscopy literature, which is where most large viral glycoprotein complexes are found. Structural analyses on the protein-protein group used a random sample of 1,000 of the 2,292 complexes, which is reported rather than implied. Shape complementarity was computed on an approximation to the molecular surface that omits re-entrant regions, so its absolute values are not comparable with published figures although the between-group comparison is internally valid. CATH assignments cover 43 percent of antibody antigens against 80 percent of protein-protein partners, so the fold-matched control is weaker than the secondary-structure control. The secondary-structure implementation operates on one chain at a time, so beta bridges formed between chains are not detected and their residues are assigned as loop. This inflates loop content and deflates strand content in both groups. Because the same procedure is applied to each, the comparative claims are unaffected, but the absolute loop fractions in Section 3.6 should be read as upper bounds, and no DSSP executable was available for a direct cross-check. Per-residue evolutionary conservation could not be computed corpus-wide in this environment and is reported only for the lysozyme case study. Interface-versus-surface comparisons in Section 3.7 are computed on unit-level medians, paired within independence unit. Finally, rigorous Poisson-Boltzmann electrostatics, molecular dynamics and docking were outside the scope of the analysis environment.</w:t>
       </w:r>
     </w:p>
     <w:p>

--- a/manuscript/MANUSCRIPT.docx
+++ b/manuscript/MANUSCRIPT.docx
@@ -320,7 +320,7 @@
           <w:i w:val="0"/>
           <w:sz w:val="22"/>
         </w:rPr>
-        <w:t>The third layer is per-residue structural context. Because this pass requires repeated solvent-accessibility calculation it was run over 1,512 complexes rather than the full corpus: all 512 antibody complexes, and a seeded random sample of 1,000 of the 2,292 protein-protein complexes, which still exceeds the antibody arm in both structures and independence units. Every analysis that depends on secondary structure, torsion angles or buried surface therefore uses this subsample on the protein-protein side, while the contact and atom-level analyses use the complete corpus. The pass yielded 1,019,571 annotated residues. Secondary structure was assigned by the Kabsch and Sander algorithm, implemented directly for this study because no DSSP executable was available in the analysis environment. The implementation places the amide hydrogen along the direction opposite the preceding carbonyl, computes the electrostatic hydrogen-bond energy with the standard coefficient, applies a threshold of -0.5 kcal per mol, and derives turns, bridges and ladders from the resulting hydrogen-bond map. Because an implementation of this kind should not be trusted without evidence, it was validated against the HELIX and SHEET records deposited with each structure, giving 88.9 percent three-state agreement across 622,662 residues. This figure is lower than the agreement typically quoted between independent secondary-structure programs, which exceeds 95 percent, and the discrepancy requires comment. Deposited HELIX and SHEET records are author annotations rather than a geometric derivation, they are known to differ from algorithmic assignment particularly at element termini and for short or distorted elements, and they provide no loop category against which agreement can be scored. Our figure is therefore agreement with a coarser reference, not with DSSP itself, and should be read as a lower bound. All secondary-structure claims in this work are three-state and comparative, applied identically to both groups, so a uniform assignment error would affect both arms equally and cannot generate a difference between them. Backbone torsions phi and psi and side-chain torsions chi1 and chi2 were computed from coordinates, with the dihedral routine asserted against an independent reference implementation before use. Solvent-accessible surface area was computed by the Shrake-Rupley algorithm in the complex and in isolation, giving the surface buried on association for each residue and, in a separate pass resolved to atoms, separately for apolar and polar atoms.</w:t>
+        <w:t>The third layer is per-residue structural context. Because this pass requires repeated solvent-accessibility calculation it was run over 1,512 complexes rather than the full corpus: all 512 antibody complexes, and a seeded random sample of 1,000 of the 2,292 protein-protein complexes, which still exceeds the antibody arm in both structures and independence units. Every analysis that depends on secondary structure, torsion angles or buried surface therefore uses this subsample on the protein-protein side, while the contact and atom-level analyses use the complete corpus. The pass yielded 1,019,571 annotated residues. Secondary structure was assigned by the Kabsch and Sander algorithm, implemented directly for this study because no DSSP executable was available in the analysis environment. The implementation places the amide hydrogen along the direction opposite the preceding carbonyl, computes the electrostatic hydrogen-bond energy with the standard coefficient, applies a threshold of -0.5 kcal per mol, and derives turns, bridges and ladders from the resulting hydrogen-bond map. Because an implementation of this kind should not be trusted without evidence, it was validated against the HELIX and SHEET records deposited with each structure, giving 88.9 percent three-state agreement across 622,662 residues. The implementation was additionally cross-checked against pydssp, an independent numpy implementation of the same algorithm, over 432 chains and 79,977 residues drawn from both corpora. Three-state agreement was 98.25 percent with a Cohen kappa of 0.973 and no failures. The two figures answer different questions. Agreement with an independent implementation establishes that the algorithm is implemented faithfully. Agreement with deposited records is bounded by the records themselves, so the lower figure is a property of that reference rather than of the code. That figure is lower than the agreement typically quoted between independent secondary-structure programs, which exceeds 95 percent, and the discrepancy requires comment. Deposited HELIX and SHEET records are author annotations rather than a geometric derivation, they are known to differ from algorithmic assignment particularly at element termini and for short or distorted elements, and they provide no loop category against which agreement can be scored. Our figure is therefore agreement with a coarser reference, not with DSSP itself, and should be read as a lower bound. All secondary-structure claims in this work are three-state and comparative, applied identically to both groups, so a uniform assignment error would affect both arms equally and cannot generate a difference between them. Backbone torsions phi and psi and side-chain torsions chi1 and chi2 were computed from coordinates, with the dihedral routine asserted against an independent reference implementation before use. Solvent-accessible surface area was computed by the Shrake-Rupley algorithm in the complex and in isolation, giving the surface buried on association for each residue and, in a separate pass resolved to atoms, separately for apolar and polar atoms.</w:t>
       </w:r>
     </w:p>
     <w:p>
@@ -1820,7 +1820,7 @@
           <w:i w:val="0"/>
           <w:sz w:val="22"/>
         </w:rPr>
-        <w:t>The antibody corpus consists entirely of X-ray structures and therefore excludes the cryo-electron microscopy literature, which is where most large viral glycoprotein complexes are found. Structural analyses on the protein-protein group used a random sample of 1,000 of the 2,292 complexes, which is reported rather than implied. Shape complementarity was computed on an approximation to the molecular surface that omits re-entrant regions, so its absolute values are not comparable with published figures although the between-group comparison is internally valid. CATH assignments cover 43 percent of antibody antigens against 80 percent of protein-protein partners, so the fold-matched control is weaker than the secondary-structure control. The secondary-structure implementation operates on one chain at a time, so beta bridges formed between chains are not detected and their residues are assigned as loop. This inflates loop content and deflates strand content in both groups. Because the same procedure is applied to each, the comparative claims are unaffected, but the absolute loop fractions in Section 3.6 should be read as upper bounds, and no DSSP executable was available for a direct cross-check. Per-residue evolutionary conservation could not be computed corpus-wide in this environment and is reported only for the lysozyme case study. Interface-versus-surface comparisons in Section 3.7 are computed on unit-level medians, paired within independence unit. Finally, rigorous Poisson-Boltzmann electrostatics, molecular dynamics and docking were outside the scope of the analysis environment.</w:t>
+        <w:t>The antibody corpus consists entirely of X-ray structures and therefore excludes the cryo-electron microscopy literature, which is where most large viral glycoprotein complexes are found. Structural analyses on the protein-protein group used a random sample of 1,000 of the 2,292 complexes, which is reported rather than implied. Shape complementarity was computed on an approximation to the molecular surface that omits re-entrant regions, so its absolute values are not comparable with published figures although the between-group comparison is internally valid. CATH assignments cover 43 percent of antibody antigens against 80 percent of protein-protein partners, so the fold-matched control is weaker than the secondary-structure control. The secondary-structure implementation operates on one chain at a time, so beta bridges formed between chains are not detected and their residues are assigned as loop. This inflates loop content and deflates strand content in both groups. Because the same procedure is applied to each, the comparative claims are unaffected, but the absolute loop fractions in Section 3.6 should be read as upper bounds. The independent implementation used for cross-validation in Section 2.2 assigns from a single ordered backbone array and so shares this constraint, meaning the 98.25 percent agreement reported there establishes fidelity to the algorithm but does not bound the inter-chain gap. Resolving it would require a full DSSP executable, which processes the complete structure. Per-residue evolutionary conservation could not be computed corpus-wide in this environment and is reported only for the lysozyme case study. Interface-versus-surface comparisons in Section 3.7 are computed on unit-level medians, paired within independence unit. Finally, rigorous Poisson-Boltzmann electrostatics, molecular dynamics and docking were outside the scope of the analysis environment.</w:t>
       </w:r>
     </w:p>
     <w:p>

--- a/manuscript/MANUSCRIPT.docx
+++ b/manuscript/MANUSCRIPT.docx
@@ -320,7 +320,7 @@
           <w:i w:val="0"/>
           <w:sz w:val="22"/>
         </w:rPr>
-        <w:t>The third layer is per-residue structural context. Because this pass requires repeated solvent-accessibility calculation it was run over 1,512 complexes rather than the full corpus: all 512 antibody complexes, and a seeded random sample of 1,000 of the 2,292 protein-protein complexes, which still exceeds the antibody arm in both structures and independence units. Every analysis that depends on secondary structure, torsion angles or buried surface therefore uses this subsample on the protein-protein side, while the contact and atom-level analyses use the complete corpus. The pass yielded 1,019,571 annotated residues. Secondary structure was assigned by the Kabsch and Sander algorithm, implemented directly for this study because no DSSP executable was available in the analysis environment. The implementation places the amide hydrogen along the direction opposite the preceding carbonyl, computes the electrostatic hydrogen-bond energy with the standard coefficient, applies a threshold of -0.5 kcal per mol, and derives turns, bridges and ladders from the resulting hydrogen-bond map. Because an implementation of this kind should not be trusted without evidence, it was validated against the HELIX and SHEET records deposited with each structure, giving 88.9 percent three-state agreement across 622,662 residues. The implementation was additionally cross-checked against pydssp, an independent numpy implementation of the same algorithm, over 432 chains and 79,977 residues drawn from both corpora. Three-state agreement was 98.25 percent with a Cohen kappa of 0.973 and no failures. The two figures answer different questions. Agreement with an independent implementation establishes that the algorithm is implemented faithfully. Agreement with deposited records is bounded by the records themselves, so the lower figure is a property of that reference rather than of the code. That figure is lower than the agreement typically quoted between independent secondary-structure programs, which exceeds 95 percent, and the discrepancy requires comment. Deposited HELIX and SHEET records are author annotations rather than a geometric derivation, they are known to differ from algorithmic assignment particularly at element termini and for short or distorted elements, and they provide no loop category against which agreement can be scored. Our figure is therefore agreement with a coarser reference, not with DSSP itself, and should be read as a lower bound. All secondary-structure claims in this work are three-state and comparative, applied identically to both groups, so a uniform assignment error would affect both arms equally and cannot generate a difference between them. Backbone torsions phi and psi and side-chain torsions chi1 and chi2 were computed from coordinates, with the dihedral routine asserted against an independent reference implementation before use. Solvent-accessible surface area was computed by the Shrake-Rupley algorithm in the complex and in isolation, giving the surface buried on association for each residue and, in a separate pass resolved to atoms, separately for apolar and polar atoms.</w:t>
+        <w:t>The third layer is per-residue structural context. Because this pass requires repeated solvent-accessibility calculation it was run over 1,512 complexes rather than the full corpus: all 512 antibody complexes, and a seeded random sample of 1,000 of the 2,292 protein-protein complexes, which still exceeds the antibody arm in both structures and independence units. Every analysis that depends on secondary structure, torsion angles or buried surface therefore uses this subsample on the protein-protein side, while the contact and atom-level analyses use the complete corpus. The pass yielded 1,019,571 annotated residues. Secondary structure was assigned by the Kabsch and Sander algorithm, implemented directly for this study because no DSSP executable was available in the analysis environment. The implementation places the amide hydrogen along the direction opposite the preceding carbonyl, computes the electrostatic hydrogen-bond energy with the standard coefficient, applies a threshold of -0.5 kcal per mol, and derives turns, bridges and ladders from the resulting hydrogen-bond map. Because an implementation of this kind should not be trusted without evidence, it was validated against the HELIX and SHEET records deposited with each structure, giving 88.9 percent three-state agreement across 622,662 residues. The implementation was additionally validated against two independent references. Against pydssp, a separate implementation of the same algorithm, three-state agreement was 98.25 percent over 432 chains and 79,977 residues. Against the DSSP program itself, using annotations computed on the complete structure and obtained from PDB-REDO, agreement was 97.67 percent with a Cohen kappa of 0.965 over 65,336 residues in 97 structures, with residues matched between the two files by alpha-carbon coordinate rather than by residue number. The second comparison is the more informative because DSSP operates on the whole structure while our implementation operates per chain. Recall against DSSP was 0.998 for helix and 0.950 for strand, and the disagreement is almost entirely one-directional: 940 residues that DSSP assigns to strand are assigned to loop here, against 3 in the opposite direction. That asymmetry is the expected signature of per-chain assignment, since a bridge partner in another chain cannot be seen, and it bounds the effect at five percent of strand residues. Agreement with deposited HELIX and SHEET records is lower still, at 88.9 percent, but that figure is bounded by the reference rather than by the code, since those records are author annotations with no loop category. It is lower than the agreement typically quoted between independent secondary-structure programs, which exceeds 95 percent, and the discrepancy requires comment. Deposited HELIX and SHEET records are author annotations rather than a geometric derivation, they are known to differ from algorithmic assignment particularly at element termini and for short or distorted elements, and they provide no loop category against which agreement can be scored. Our figure is therefore agreement with a coarser reference, not with DSSP itself, and should be read as a lower bound. All secondary-structure claims in this work are three-state and comparative, applied identically to both groups, so a uniform assignment error would affect both arms equally and cannot generate a difference between them. Backbone torsions phi and psi and side-chain torsions chi1 and chi2 were computed from coordinates, with the dihedral routine asserted against an independent reference implementation before use. Solvent-accessible surface area was computed by the Shrake-Rupley algorithm in the complex and in isolation, giving the surface buried on association for each residue and, in a separate pass resolved to atoms, separately for apolar and polar atoms.</w:t>
       </w:r>
     </w:p>
     <w:p>
@@ -1126,7 +1126,7 @@
           <w:i w:val="0"/>
           <w:sz w:val="22"/>
         </w:rPr>
-        <w:t>Antibody paratopes are loop-dominated. Secondary-structure assignment confirms this: 67 percent of paratope contacts are contributed by loop residues, against 46 percent for the probe side of protein-protein complexes. The obvious concern is that the recognition grammar reported above is loop grammar rather than antibody grammar.</w:t>
+        <w:t>Antibody paratopes are loop-dominated. Secondary-structure assignment from DSSP confirms this: 64 percent of paratope contacts are contributed by loop residues, against 42 percent for the probe side of protein-protein complexes. The obvious concern is that the recognition grammar reported above is loop grammar rather than antibody grammar.</w:t>
       </w:r>
     </w:p>
     <w:p>
@@ -1140,7 +1140,7 @@
           <w:i w:val="0"/>
           <w:sz w:val="22"/>
         </w:rPr>
-        <w:t>Restricting both groups to loop residues on both sides does not reduce the difference. It increases it. The cross-group correlation falls from 0.39 for all contacts to 0.19 for loop-to-loop contacts. Because restriction also reduces sample size, this was compared with random subsets of the unrestricted data at the same size, which give 0.32 with a 95 percent range of 0.25 to 0.39. The observed value lies below that range. Matching structural context therefore sharpens the difference rather than explaining it, and the same holds when the target side is restricted to strand or helix.</w:t>
+        <w:t>Restricting both groups to loop residues on both sides does not reduce the difference. It increases it. Using secondary structure from the DSSP program, available for 2,767 of the 2,804 entries and covering 97 percent of contacts in each group, the cross-group correlation falls from 0.387 for all contacts to 0.190 for loop-to-loop contacts. Because restriction also reduces sample size, this was compared with random subsets of the unrestricted data at the same size, which give 0.348 with a 95 percent range of 0.252 to 0.428. The observed value lies below that range. Restricting the target side to loop behaves the same way, at 0.239 against a null of 0.372. Restricting it to strand or helix gives 0.264 and 0.235, both inside their nulls and so uninformative rather than contrary. Matching structural context therefore sharpens the difference where it discriminates at all, and never explains it. The same test run with the in-house assignment gives 0.185 for loop-to-loop against a null of 0.323, so the conclusion does not depend on which assignment is used.</w:t>
       </w:r>
     </w:p>
     <w:p>
@@ -1300,7 +1300,7 @@
           <w:i w:val="0"/>
           <w:sz w:val="22"/>
         </w:rPr>
-        <w:t>The geometry behaves the same way. Comparing each interface with its own protein's surface across independence units, the paratope protrudes strongly, with a matched-pairs effect of 0.58 at p = 3 x 10^-25, while the epitope shows no detectable protrusion preference, with an effect of -0.12 that does not reach significance at p = 0.44. General protein-protein interfaces are significantly less protruding than their surrounding surface, at -0.39. Two points follow. The frequently repeated statement that epitopes occupy protruding regions holds relative to the whole protein but not relative to other exposed surface, which is consistent with the earlier failure to relate epitopes to a protrusion index. And the protrusion in an antibody complex belongs to the antibody. Epitope secondary structure tells the same story, with 51.2 percent of epitope contacts contributed by loop residues against 50.9 percent for protein-protein partners.</w:t>
+        <w:t>The geometry behaves the same way. Comparing each interface with its own protein's surface across independence units, the paratope protrudes strongly, with a matched-pairs effect of 0.58 at p = 3 x 10^-25, while the epitope shows no detectable protrusion preference, with an effect of -0.12 that does not reach significance at p = 0.44. General protein-protein interfaces are significantly less protruding than their surrounding surface, at -0.39. Two points follow. The frequently repeated statement that epitopes occupy protruding regions holds relative to the whole protein but not relative to other exposed surface, which is consistent with the earlier failure to relate epitopes to a protrusion index. And the protrusion in an antibody complex belongs to the antibody. Epitope secondary structure is the one axis on which the epitope is not quite ordinary. Under DSSP assignment 48.8 percent of epitope contacts come from loop residues against 44.9 percent for protein-protein partner surfaces, a difference of 3.9 points. That is real, and it is an order of magnitude smaller than the paratope excess over the same baseline, which is 22 points, so the loop character of an antibody complex remains overwhelmingly a property of the antibody. An earlier version of this comparison used a per-chain assignment that misses inter-chain bridges and reported the two as indistinguishable; the residual difference emerges only once strands are fully recovered.</w:t>
       </w:r>
     </w:p>
     <w:p>
@@ -1820,7 +1820,7 @@
           <w:i w:val="0"/>
           <w:sz w:val="22"/>
         </w:rPr>
-        <w:t>The antibody corpus consists entirely of X-ray structures and therefore excludes the cryo-electron microscopy literature, which is where most large viral glycoprotein complexes are found. Structural analyses on the protein-protein group used a random sample of 1,000 of the 2,292 complexes, which is reported rather than implied. Shape complementarity was computed on an approximation to the molecular surface that omits re-entrant regions, so its absolute values are not comparable with published figures although the between-group comparison is internally valid. CATH assignments cover 43 percent of antibody antigens against 80 percent of protein-protein partners, so the fold-matched control is weaker than the secondary-structure control. The secondary-structure implementation operates on one chain at a time, so beta bridges formed between chains are not detected and their residues are assigned as loop. This inflates loop content and deflates strand content in both groups. Because the same procedure is applied to each, the comparative claims are unaffected, but the absolute loop fractions in Section 3.6 should be read as upper bounds. The independent implementation used for cross-validation in Section 2.2 assigns from a single ordered backbone array and so shares this constraint, meaning the 98.25 percent agreement reported there establishes fidelity to the algorithm but does not bound the inter-chain gap. Resolving it would require a full DSSP executable, which processes the complete structure. Per-residue evolutionary conservation could not be computed corpus-wide in this environment and is reported only for the lysozyme case study. Interface-versus-surface comparisons in Section 3.7 are computed on unit-level medians, paired within independence unit. Finally, rigorous Poisson-Boltzmann electrostatics, molecular dynamics and docking were outside the scope of the analysis environment.</w:t>
+        <w:t>The antibody corpus consists entirely of X-ray structures and therefore excludes the cryo-electron microscopy literature, which is where most large viral glycoprotein complexes are found. Structural analyses on the protein-protein group used a random sample of 1,000 of the 2,292 complexes, which is reported rather than implied. Shape complementarity was computed on an approximation to the molecular surface that omits re-entrant regions, so its absolute values are not comparable with published figures although the between-group comparison is internally valid. CATH assignments cover 43 percent of antibody antigens against 80 percent of protein-protein partners, so the fold-matched control is weaker than the secondary-structure control. The secondary-structure implementation operates on one chain at a time, so beta bridges formed between chains are not detected and their residues are assigned as loop. This inflates loop content and deflates strand content in both groups. Because the same procedure is applied to each, the comparative claims are unaffected, but the absolute loop fractions in Section 3.6 should be read as upper bounds. Comparison against DSSP annotations computed on the complete structure quantifies the effect: strand recall is 0.950, so approximately five percent of strand residues are assigned to loop here, while helix recall is 0.998 and the reverse error is negligible at three residues in 65,336. Because the same procedure is applied to both groups, this shifts absolute loop fractions upward in each without creating a difference between them. Per-residue evolutionary conservation could not be computed corpus-wide in this environment and is reported only for the lysozyme case study. Interface-versus-surface comparisons in Section 3.7 are computed on unit-level medians, paired within independence unit. Finally, rigorous Poisson-Boltzmann electrostatics, molecular dynamics and docking were outside the scope of the analysis environment.</w:t>
       </w:r>
     </w:p>
     <w:p>
@@ -1940,19 +1940,6 @@
     </w:p>
     <w:p>
       <w:pPr>
-        <w:spacing w:after="120"/>
-      </w:pPr>
-      <w:r>
-        <w:rPr>
-          <w:b w:val="0"/>
-          <w:i/>
-          <w:sz w:val="18"/>
-        </w:rPr>
-        <w:t>Entries marked with an asterisk were verified against the publisher record. The remainder are given to the best available detail and should be confirmed at proof stage.</w:t>
-      </w:r>
-    </w:p>
-    <w:p>
-      <w:pPr>
         <w:spacing w:after="40"/>
       </w:pPr>
       <w:r>
@@ -1961,7 +1948,7 @@
           <w:i w:val="0"/>
           <w:sz w:val="18"/>
         </w:rPr>
-        <w:t>1. Barlow DJ, Thornton JM. Ion-pairs in proteins. J Mol Biol. 1983;168(4):867-885.</w:t>
+        <w:t>1. Barlow D, Thornton J. Ion-pairs in proteins. Journal of Molecular Biology. 1983;168(4):867-885. doi:10.1016/s0022-2836(83)80079-5.</w:t>
       </w:r>
     </w:p>
     <w:p>
@@ -1974,7 +1961,7 @@
           <w:i w:val="0"/>
           <w:sz w:val="18"/>
         </w:rPr>
-        <w:t>2. Barlow DJ, Edwards MS, Thornton JM. Continuous and discontinuous protein antigenic determinants. Nature. 1986;322(6081):747-748.</w:t>
+        <w:t>2. Barlow DJ, Edwards MS, Thornton JM. Continuous and discontinuous protein antigenic determinants. Nature. 1986;322(6081):747-748. doi:10.1038/322747a0.</w:t>
       </w:r>
     </w:p>
     <w:p>
@@ -1987,7 +1974,7 @@
           <w:i w:val="0"/>
           <w:sz w:val="18"/>
         </w:rPr>
-        <w:t>3. Bogan AA, Thorn KS. Anatomy of hot spots in protein interfaces. J Mol Biol. 1998;280(1):1-9.</w:t>
+        <w:t>3. Bogan AA, Thorn KS. Anatomy of hot spots in protein interfaces. Journal of Molecular Biology. 1998;280(1):1-9. doi:10.1006/jmbi.1998.1843.</w:t>
       </w:r>
     </w:p>
     <w:p>
@@ -2000,7 +1987,7 @@
           <w:i w:val="0"/>
           <w:sz w:val="18"/>
         </w:rPr>
-        <w:t>4. *Brenke R, Hall DR, Chuang GY, Comeau SR, Bohnuud T, Beglov D, Schueler-Furman O, Vajda S, Kozakov D. Application of asymmetric statistical potentials to antibody-protein docking. Bioinformatics. 2012;28(20):2608-2614. doi:10.1093/bioinformatics/bts493</w:t>
+        <w:t>4. Brenke R, Hall DR, Chuang G, Comeau SR, Bohnuud T, Beglov D, Schueler-Furman O, Vajda S, Kozakov D. Application of asymmetric statistical potentials to antibody–protein docking. Bioinformatics. 2012;28(20):2608-2614. doi:10.1093/bioinformatics/bts493.</w:t>
       </w:r>
     </w:p>
     <w:p>
@@ -2013,7 +2000,7 @@
           <w:i w:val="0"/>
           <w:sz w:val="18"/>
         </w:rPr>
-        <w:t>5. Chakrabarti P, Janin J. Dissecting protein-protein recognition sites. Proteins. 2002;47(3):334-343.</w:t>
+        <w:t>5. Chakrabarti P, Janin J. Dissecting protein–protein recognition sites. Proteins: Structure, Function, and Bioinformatics. 2002;47(3):334-343. doi:10.1002/prot.10085.</w:t>
       </w:r>
     </w:p>
     <w:p>
@@ -2026,7 +2013,7 @@
           <w:i w:val="0"/>
           <w:sz w:val="18"/>
         </w:rPr>
-        <w:t>6. Chuang GY, Kozakov D, Brenke R, Comeau SR, Vajda S. DARS (Decoys As the Reference State) potentials for protein-protein docking. Biophys J. 2008;95(9):4217-4227.</w:t>
+        <w:t>6. Chuang G, Kozakov D, Brenke R, Comeau SR, Vajda S. DARS (Decoys As the Reference State) Potentials for Protein-Protein Docking. Biophysical Journal. 2008;95(9):4217-4227. doi:10.1529/biophysj.108.135814.</w:t>
       </w:r>
     </w:p>
     <w:p>
@@ -2039,7 +2026,7 @@
           <w:i w:val="0"/>
           <w:sz w:val="18"/>
         </w:rPr>
-        <w:t>7. De Genst E, Silence K, Decanniere K, Conrath K, Loris R, Kinne J, Muyldermans S, Wyns L. Molecular basis for the preferential cleft recognition by dromedary heavy-chain antibodies. Proc Natl Acad Sci USA. 2006;103(12):4586-4591.</w:t>
+        <w:t>7. De Genst E, Silence K, Decanniere K, Conrath K, Loris R, Kinne J, Muyldermans S, Wyns L. Molecular basis for the preferential cleft recognition by dromedary heavy-chain antibodies. Proceedings of the National Academy of Sciences. 2006;103(12):4586-4591. doi:10.1073/pnas.0505379103.</w:t>
       </w:r>
     </w:p>
     <w:p>
@@ -2052,7 +2039,7 @@
           <w:i w:val="0"/>
           <w:sz w:val="18"/>
         </w:rPr>
-        <w:t>8. Gallivan JP, Dougherty DA. Cation-pi interactions in structural biology. Proc Natl Acad Sci USA. 1999;96(17):9459-9464.</w:t>
+        <w:t>8. Gallivan JP, Dougherty DA. Cation-π interactions in structural biology. Proceedings of the National Academy of Sciences. 1999;96(17):9459-9464. doi:10.1073/pnas.96.17.9459.</w:t>
       </w:r>
     </w:p>
     <w:p>
@@ -2065,7 +2052,7 @@
           <w:i w:val="0"/>
           <w:sz w:val="18"/>
         </w:rPr>
-        <w:t>9. Jones S, Thornton JM. Principles of protein-protein interactions. Proc Natl Acad Sci USA. 1996;93(1):13-20.</w:t>
+        <w:t>9. Jones S, Thornton JM. Principles of protein-protein interactions. Proceedings of the National Academy of Sciences. 1996;93(1):13-20. doi:10.1073/pnas.93.1.13.</w:t>
       </w:r>
     </w:p>
     <w:p>
@@ -2078,7 +2065,7 @@
           <w:i w:val="0"/>
           <w:sz w:val="18"/>
         </w:rPr>
-        <w:t>10. Kabsch W, Sander C. Dictionary of protein secondary structure: pattern recognition of hydrogen-bonded and geometrical features. Biopolymers. 1983;22(12):2577-2637.</w:t>
+        <w:t>10. Kabsch W, Sander C. Dictionary of protein secondary structure: Pattern recognition of hydrogen‐bonded and geometrical features. Biopolymers. 1983;22(12):2577-2637. doi:10.1002/bip.360221211.</w:t>
       </w:r>
     </w:p>
     <w:p>
@@ -2091,7 +2078,7 @@
           <w:i w:val="0"/>
           <w:sz w:val="18"/>
         </w:rPr>
-        <w:t>11. *Kringelum JV, Nielsen M, Padkjaer SB, Lund O. Structural analysis of B-cell epitopes in antibody:protein complexes. Mol Immunol. 2013;53(1-2):24-34. doi:10.1016/j.molimm.2012.06.001</w:t>
+        <w:t>11. Kringelum JV, Nielsen M, Padkjær SB, Lund O. Structural analysis of B-cell epitopes in antibody:protein complexes. Molecular Immunology. 2013;53(1-2):24-34. doi:10.1016/j.molimm.2012.06.001.</w:t>
       </w:r>
     </w:p>
     <w:p>
@@ -2104,7 +2091,7 @@
           <w:i w:val="0"/>
           <w:sz w:val="18"/>
         </w:rPr>
-        <w:t>12. Lawrence MC, Colman PM. Shape complementarity at protein/protein interfaces. J Mol Biol. 1993;234(4):946-950.</w:t>
+        <w:t>12. Lawrence MC, Colman PM. Shape Complementarity at Protein/Protein Interfaces. Journal of Molecular Biology. 1993;234(4):946-950. doi:10.1006/jmbi.1993.1648.</w:t>
       </w:r>
     </w:p>
     <w:p>
@@ -2117,7 +2104,7 @@
           <w:i w:val="0"/>
           <w:sz w:val="18"/>
         </w:rPr>
-        <w:t>13. Lefranc MP, Pommie C, Ruiz M, Giudicelli V, Foulquier E, Truong L, Thouvenin-Contet V, Lefranc G. IMGT unique numbering for immunoglobulin and T cell receptor variable domains and Ig superfamily V-like domains. Dev Comp Immunol. 2003;27(1):55-77.</w:t>
+        <w:t>13. Lefranc M, Pommié C, Ruiz M, Giudicelli V, Foulquier E, Truong L, Thouvenin-Contet V, Lefranc G. IMGT unique numbering for immunoglobulin and T cell receptor variable domains and Ig superfamily V-like domains. Developmental &amp;amp; Comparative Immunology. 2003;27(1):55-77. doi:10.1016/s0145-305x(02)00039-3.</w:t>
       </w:r>
     </w:p>
     <w:p>
@@ -2130,7 +2117,7 @@
           <w:i w:val="0"/>
           <w:sz w:val="18"/>
         </w:rPr>
-        <w:t>14. Lo Conte L, Chothia C, Janin J. The atomic structure of protein-protein recognition sites. J Mol Biol. 1999;285(5):2177-2198.</w:t>
+        <w:t>14. Conte LL, Chothia C, Janin J. The atomic structure of protein-protein recognition sites 1 1Edited by A. R. Fersht. Journal of Molecular Biology. 1999;285(5):2177-2198. doi:10.1006/jmbi.1998.2439.</w:t>
       </w:r>
     </w:p>
     <w:p>
@@ -2143,7 +2130,7 @@
           <w:i w:val="0"/>
           <w:sz w:val="18"/>
         </w:rPr>
-        <w:t>15. MacCallum RM, Martin ACR, Thornton JM. Antibody-antigen interactions: contact analysis and binding site topography. J Mol Biol. 1996;262(5):732-745.</w:t>
+        <w:t>15. MacCallum RM, Martin AC, Thornton JM. Antibody-antigen Interactions: Contact Analysis and Binding Site Topography. Journal of Molecular Biology. 1996;262(5):732-745. doi:10.1006/jmbi.1996.0548.</w:t>
       </w:r>
     </w:p>
     <w:p>
@@ -2156,7 +2143,7 @@
           <w:i w:val="0"/>
           <w:sz w:val="18"/>
         </w:rPr>
-        <w:t>16. Mian IS, Bradwell AR, Olson AJ. Structure, function and properties of antibody binding sites. J Mol Biol. 1991;217(1):133-151.</w:t>
+        <w:t>16. Mian I, Bradwell AR, Olson AJ. Structure, function and properties of antibody binding sites. Journal of Molecular Biology. 1991;217(1):133-151. doi:10.1016/0022-2836(91)90617-f.</w:t>
       </w:r>
     </w:p>
     <w:p>
@@ -2169,7 +2156,7 @@
           <w:i w:val="0"/>
           <w:sz w:val="18"/>
         </w:rPr>
-        <w:t>17. Murphy KP, Freire E. Thermodynamics of structural stability and cooperative folding behavior in proteins. Adv Protein Chem. 1992;43:313-361.</w:t>
+        <w:t>17. Murphy KP, Freire E. Thermodynamics of structural stability and cooperative folding behavior in proteins. Advances in Protein Chemistry. 1992;43:313-361. doi:10.1016/s0065-3233(08)60556-2.</w:t>
       </w:r>
     </w:p>
     <w:p>
@@ -2182,7 +2169,7 @@
           <w:i w:val="0"/>
           <w:sz w:val="18"/>
         </w:rPr>
-        <w:t>18. Muyldermans S. Nanobodies: natural single-domain antibodies. Annu Rev Biochem. 2013;82:775-797.</w:t>
+        <w:t>18. Muyldermans S. Nanobodies: Natural Single-Domain Antibodies. Annual Review of Biochemistry. 2013;82(1):775-797. doi:10.1146/annurev-biochem-063011-092449.</w:t>
       </w:r>
     </w:p>
     <w:p>
@@ -2195,7 +2182,7 @@
           <w:i w:val="0"/>
           <w:sz w:val="18"/>
         </w:rPr>
-        <w:t>19. *Peng HP, Lee KH, Jian JW, Yang AS. Origins of specificity and affinity in antibody-protein interactions. Proc Natl Acad Sci USA. 2014;111(26):E2656-E2665. doi:10.1073/pnas.1401131111</w:t>
+        <w:t>19. Peng H, Lee KH, Jian J, Yang A. Origins of specificity and affinity in antibody–protein interactions. Proceedings of the National Academy of Sciences. 2014;111(26). doi:10.1073/pnas.1401131111.</w:t>
       </w:r>
     </w:p>
     <w:p>
@@ -2208,7 +2195,7 @@
           <w:i w:val="0"/>
           <w:sz w:val="18"/>
         </w:rPr>
-        <w:t>20. Ramaraj T, Angel T, Dratz EA, Jesaitis AJ, Mumey B. Antigen-antibody interface properties: composition, residue interactions, and features of 53 non-redundant structures. Biochim Biophys Acta. 2012;1824(3):520-532.</w:t>
+        <w:t>20. Ramaraj T, Angel T, Dratz EA, Jesaitis AJ, Mumey B. Antigen–antibody interface properties: Composition, residue interactions, and features of 53 non-redundant structures. Biochimica et Biophysica Acta (BBA) - Proteins and Proteomics. 2012;1824(3):520-532. doi:10.1016/j.bbapap.2011.12.007.</w:t>
       </w:r>
     </w:p>
     <w:p>
@@ -2221,7 +2208,7 @@
           <w:i w:val="0"/>
           <w:sz w:val="18"/>
         </w:rPr>
-        <w:t>21. Rubinstein ND, Mayrose I, Halperin D, Yekutieli D, Gershoni JM, Pupko T. Computational characterization of B-cell epitopes. Mol Immunol. 2009;45(12):3477-3489.</w:t>
+        <w:t>21. Rubinstein ND, Mayrose I, Halperin D, Yekutieli D, Gershoni JM, Pupko T. Computational characterization of B-cell epitopes. Molecular Immunology. 2008;45(12):3477-3489. doi:10.1016/j.molimm.2007.10.016.</w:t>
       </w:r>
     </w:p>
     <w:p>
@@ -2234,7 +2221,7 @@
           <w:i w:val="0"/>
           <w:sz w:val="18"/>
         </w:rPr>
-        <w:t>22. Sela-Culang I, Kunik V, Ofran Y. The structural basis of antibody-antigen recognition. Front Immunol. 2013;4:302.</w:t>
+        <w:t>22. Sela-Culang I, Kunik V, Ofran Y. The Structural Basis of Antibody-Antigen Recognition. Frontiers in Immunology. 2013;4. doi:10.3389/fimmu.2013.00302.</w:t>
       </w:r>
     </w:p>
     <w:p>
@@ -2247,7 +2234,7 @@
           <w:i w:val="0"/>
           <w:sz w:val="18"/>
         </w:rPr>
-        <w:t>23. Shrake A, Rupley JA. Environment and exposure to solvent of protein atoms. Lysozyme and insulin. J Mol Biol. 1973;79(2):351-371.</w:t>
+        <w:t>23. Shrake A, Rupley J. Environment and exposure to solvent of protein atoms. Lysozyme and insulin. Journal of Molecular Biology. 1973;79(2):351-371. doi:10.1016/0022-2836(73)90011-9.</w:t>
       </w:r>
     </w:p>
     <w:p>
@@ -2260,7 +2247,7 @@
           <w:i w:val="0"/>
           <w:sz w:val="18"/>
         </w:rPr>
-        <w:t>24. Spolar RS, Record MT Jr. Coupling of local folding to site-specific binding of proteins to DNA. Science. 1994;263(5148):777-784.</w:t>
+        <w:t>24. Spolar RS, Record MT. Coupling of Local Folding to Site-Specific Binding of Proteins to DNA. Science. 1994;263(5148):777-784. doi:10.1126/science.8303294.</w:t>
       </w:r>
     </w:p>
     <w:p>
@@ -2273,7 +2260,7 @@
           <w:i w:val="0"/>
           <w:sz w:val="18"/>
         </w:rPr>
-        <w:t>25. Sundberg EJ, Mariuzza RA. Molecular recognition in antibody-antigen complexes. Adv Protein Chem. 2002;61:119-160.</w:t>
+        <w:t>25. Sundberg EJ, Mariuzza RA. Molecular recognition in antibody-antigen complexes. Advances in Protein Chemistry. 2002;119-160. doi:10.1016/s0065-3233(02)61004-6.</w:t>
       </w:r>
     </w:p>
     <w:p>
@@ -2286,7 +2273,7 @@
           <w:i w:val="0"/>
           <w:sz w:val="18"/>
         </w:rPr>
-        <w:t>26. Xu JL, Davis MM. Diversity in the CDR3 region of VH is sufficient for most antibody specificities. Immunity. 2000;13(1):37-45.</w:t>
+        <w:t>26. Xu JL, Davis MM. Diversity in the CDR3 Region of VH Is Sufficient for Most Antibody Specificities. Immunity. 2000;13(1):37-45. doi:10.1016/s1074-7613(00)00006-6.</w:t>
       </w:r>
     </w:p>
     <w:sectPr>

--- a/manuscript/MANUSCRIPT.docx
+++ b/manuscript/MANUSCRIPT.docx
@@ -91,7 +91,7 @@
           <w:i w:val="0"/>
           <w:sz w:val="22"/>
         </w:rPr>
-        <w:t>Antibodies bind protein surfaces with which they have no evolutionary history. It has been proposed that they achieve this by exploiting physicochemical features common to all protein surfaces rather than features peculiar to their targets. Testing that proposition requires measuring antibody interfaces and co-evolved protein-protein interfaces by the same procedure, which has rarely been done, because the two classes are usually characterised in separate studies differing in corpus, contact criteria and treatment of redundancy. The absence of a matched comparator carries a specific cost. Several of the most important observations about epitopes are null results, and a null result cannot be interpreted without knowing what a positive one looks like. We therefore measured 512 antibody-antigen and 2,292 general protein-protein complexes with one pipeline, weighting every statistic over 30 percent sequence-identity clusters. Feature extraction produced residue-pair contacts, atom contacts resolved to fourteen functional groups, and per-residue secondary structure, torsion angles and buried surface. The two classes agree closely when chemistry is described by chemical class, with a correlation of 0.84, and differ at the resolution of residue pairs, where a permutation test against the null of one shared grammar gives an observed correlation of 0.42 against a null of 0.80 at p = 0.001. The difference survives matching on secondary structure, fold class, resolution, redundancy, hydrogen-bond criterion and antibody format. Decomposing contacts by the moiety of the target residue localises it. Both classes read side chains in the same proportion, 0.72, with a per-residue correlation of 0.98, and their side-chain grammars correlate at 0.49, but their main-chain grammars correlate at only 0.14. The two channels are close to independent in antibodies, at 0.28, and largely redundant in co-evolved interfaces, at 0.71. Functional-group analysis attributes this to the tyrosine phenol hydroxyl hydrogen bonding to the antigen main chain, enriched by 0.56 and 0.58 over the protein-protein baseline, together with cation-pi contacts, while aromatic stacking is depleted. Antibody interfaces are smaller, flatter and less hydrophobically driven, with a heat-capacity change of -94 against -151 cal per mol per K per 1000 square angstroms. Measuring three interface types by one procedure also places existing null results on a scale. Compositional distinguishability from a protein's own accessible surface is 0.97 for the paratope and 0.48 for a co-evolved interface, but 0.25 for the epitope, and epitopes show no protrusion preference while paratopes protrude strongly. The specialised component of an antibody-antigen interface is the antibody. Finally, a potential trained on general interfaces discriminates native antibody interfaces from sequence-permuted decoys as effectively as an antibody-specific potential. This bounds the practical magnitude of the difference and, read alongside the known difficulty of generic potentials in antibody docking, locates that difficulty in the geometric rather than the chemical term.</w:t>
+        <w:t>Antibodies bind protein surfaces with which they have no evolutionary history, and are thought to exploit physicochemical features common to all protein surfaces rather than features peculiar to their targets. Testing that proposition requires measuring antibody and co-evolved interfaces by one procedure, which is rarely done. The absence of a matched comparator carries a specific cost: several important observations about epitopes are null results, and a null cannot be interpreted without knowing what a positive one looks like. We measured 512 antibody-antigen and 2,292 protein-protein complexes with a single pipeline, weighting every statistic over 30 percent sequence-identity clusters. The two classes agree closely when chemistry is described by chemical class (r = 0.84) and differ at residue-pair resolution, where a permutation test against the null of one shared grammar gives 0.42 against a null of 0.80 (p = 0.001). The difference survives matching on secondary structure, fold class, resolution, redundancy, hydrogen-bond criterion and antibody format. Decomposing contacts by the moiety being read localises it. Both classes read side chains in the same proportion, 0.72, and their side-chain grammars correlate at 0.49, but their main-chain grammars correlate at 0.14. Functional-group analysis attributes this to the tyrosine phenol hydroxyl hydrogen bonding to the antigen main chain, while aromatic stacking is depleted. Antibody interfaces are smaller, flatter and less hydrophobically driven, with a heat-capacity change of -94 against -151 cal per mol per K per 1000 square angstroms buried. Measuring three interface types by one procedure also places existing null results on a scale: compositional distinguishability from a protein's own accessible surface is 0.97 for the paratope and 0.48 for a co-evolved interface, but 0.25 for the epitope. The specialised component of an antibody-antigen interface is the antibody.</w:t>
       </w:r>
     </w:p>
     <w:p>
